--- a/zht/docx/034.content.docx
+++ b/zht/docx/034.content.docx
@@ -150,26 +150,6 @@
           <w:lang w:val="zh_TW" w:bidi="zh_TW"/>
         </w:rPr>
         <w:t>hun</w:t>
-      </w:r>
-      <w:r>
-        <w:rPr>
-          <w:lang w:val="zh_TW" w:bidi="zh_TW"/>
-        </w:rPr>
-      </w:r>
-    </w:p>
-    <w:p>
-      <w:pPr/>
-      <w:r>
-        <w:rPr>
-          <w:lang w:val="zh_TW" w:bidi="zh_TW"/>
-        </w:rPr>
-      </w:r>
-      <w:r>
-        <w:rPr>
-          <w:i/>
-          <w:lang w:val="zh_TW" w:bidi="zh_TW"/>
-        </w:rPr>
-        <w:t>婚姻和性</w:t>
       </w:r>
       <w:r>
         <w:rPr>

--- a/zht/docx/034.content.docx
+++ b/zht/docx/034.content.docx
@@ -19,7 +19,7 @@
         <w:rPr>
           <w:lang w:val="zh_TW" w:bidi="zh_TW"/>
         </w:rPr>
-        <w:t>Resource: Study Notes - Themes (Tyndale)</w:t>
+        <w:t>Resource: Tyndale Open Study Notes</w:t>
       </w:r>
       <w:r>
         <w:rPr>
@@ -112,7 +112,7 @@
         <w:rPr>
           <w:lang w:val="zh_TW" w:bidi="zh_TW"/>
         </w:rPr>
-        <w:t>Study Notes - Themes (Tyndale)</w:t>
+        <w:t>Tyndale Open Study Notes</w:t>
       </w:r>
     </w:p>
     <w:p>

--- a/zht/docx/034.content.docx
+++ b/zht/docx/034.content.docx
@@ -149,7 +149,7 @@
         <w:rPr>
           <w:lang w:val="zh_TW" w:bidi="zh_TW"/>
         </w:rPr>
-        <w:t>hun</w:t>
+        <w:t>huo</w:t>
       </w:r>
       <w:r>
         <w:rPr>
@@ -212,7 +212,7 @@
         <w:rPr>
           <w:lang w:val="zh_TW" w:bidi="zh_TW"/>
         </w:rPr>
-        <w:t>婚姻和性</w:t>
+        <w:t>活水</w:t>
       </w:r>
       <w:r>
         <w:rPr>
@@ -231,43 +231,7 @@
         <w:rPr>
           <w:lang w:val="zh_TW" w:bidi="zh_TW"/>
         </w:rPr>
-        <w:t>聖經從一開始就視婚姻為神聖的，性關係是其中重要的一部分（</w:t>
-      </w:r>
-      <w:hyperlink r:id="rId13">
-        <w:r>
-          <w:rPr>
-            <w:lang w:val="zh_TW" w:bidi="zh_TW"/>
-          </w:rPr>
-          <w:rPr>
-            <w:color w:val="0000EE"/>
-            <w:u w:val="single"/>
-          </w:rPr>
-          <w:t>創2:23–25</w:t>
-        </w:r>
-      </w:hyperlink>
-      <w:r>
-        <w:rPr>
-          <w:lang w:val="zh_TW" w:bidi="zh_TW"/>
-        </w:rPr>
-        <w:t>）。第一個人類的罪造成所有關係的破裂，首先是人與神之間，接著是夫妻之間，甚至人與受造界之間（</w:t>
-      </w:r>
-      <w:hyperlink r:id="rId14">
-        <w:r>
-          <w:rPr>
-            <w:lang w:val="zh_TW" w:bidi="zh_TW"/>
-          </w:rPr>
-          <w:rPr>
-            <w:color w:val="0000EE"/>
-            <w:u w:val="single"/>
-          </w:rPr>
-          <w:t>創3章</w:t>
-        </w:r>
-      </w:hyperlink>
-      <w:r>
-        <w:rPr>
-          <w:lang w:val="zh_TW" w:bidi="zh_TW"/>
-        </w:rPr>
-        <w:t>）。亞當與夏娃之間的分裂，也在他們的性關係中顯露出來，他們再也無法在園中赤身露體而不感到羞恥。</w:t>
+        <w:t>以色列地區經常乾旱，人們對水源的分布與水質非常敏感。那裡常年有水的泉源與河流不多，因此百姓多仰賴地下挖掘的大坑來收集與儲存冬季的雨水，這些設施稱為蓄水池；同時也靠掘井來獲取地下水源。</w:t>
       </w:r>
     </w:p>
     <w:p>
@@ -281,8 +245,32 @@
         <w:rPr>
           <w:lang w:val="zh_TW" w:bidi="zh_TW"/>
         </w:rPr>
-        <w:t>在箴言中，智慧的傳道者屢次告誡年輕人，要遠離婚姻之外的性試探（</w:t>
+        <w:t>在猶太文化中，「死水」指的是靜止或儲存的水；「活水」則指流動的水，如河流、泉水與降雨。這種水之所以珍貴，是因為它新鮮清潔。由於它直接來自神，人們用它來進行禮儀上的洗淨。（見</w:t>
       </w:r>
+      <w:hyperlink r:id="rId13">
+        <w:r>
+          <w:rPr>
+            <w:lang w:val="zh_TW" w:bidi="zh_TW"/>
+          </w:rPr>
+          <w:rPr>
+            <w:color w:val="0000EE"/>
+            <w:u w:val="single"/>
+          </w:rPr>
+          <w:t>利14:5–6、</w:t>
+        </w:r>
+      </w:hyperlink>
+      <w:hyperlink r:id="rId14">
+        <w:r>
+          <w:rPr>
+            <w:lang w:val="zh_TW" w:bidi="zh_TW"/>
+          </w:rPr>
+          <w:rPr>
+            <w:color w:val="0000EE"/>
+            <w:u w:val="single"/>
+          </w:rPr>
+          <w:t>50–51，</w:t>
+        </w:r>
+      </w:hyperlink>
       <w:hyperlink r:id="rId15">
         <w:r>
           <w:rPr>
@@ -292,9 +280,15 @@
             <w:color w:val="0000EE"/>
             <w:u w:val="single"/>
           </w:rPr>
-          <w:t>箴2:16–22，</w:t>
+          <w:t>15:13</w:t>
         </w:r>
       </w:hyperlink>
+      <w:r>
+        <w:rPr>
+          <w:lang w:val="zh_TW" w:bidi="zh_TW"/>
+        </w:rPr>
+        <w:t>；</w:t>
+      </w:r>
       <w:hyperlink r:id="rId16">
         <w:r>
           <w:rPr>
@@ -304,37 +298,7 @@
             <w:color w:val="0000EE"/>
             <w:u w:val="single"/>
           </w:rPr>
-          <w:t>5:1–23，</w:t>
-        </w:r>
-      </w:hyperlink>
-      <w:hyperlink r:id="rId17">
-        <w:r>
-          <w:rPr>
-            <w:lang w:val="zh_TW" w:bidi="zh_TW"/>
-          </w:rPr>
-          <w:rPr>
-            <w:color w:val="0000EE"/>
-            <w:u w:val="single"/>
-          </w:rPr>
-          <w:t>6:20–7:27</w:t>
-        </w:r>
-      </w:hyperlink>
-      <w:r>
-        <w:rPr>
-          <w:lang w:val="zh_TW" w:bidi="zh_TW"/>
-        </w:rPr>
-        <w:t>）。雖然年輕人可能會覺得別的女人有吸引力，但若順從這種試探，可能會帶來極其嚴重的後果，甚至毀掉家庭和人生目標。箴言勸勉年輕人要與自己的妻子建立堅固的關係，並鼓勵人在婚姻中享受健康的愛情，而不是與其他女人苟合（</w:t>
-      </w:r>
-      <w:hyperlink r:id="rId18">
-        <w:r>
-          <w:rPr>
-            <w:lang w:val="zh_TW" w:bidi="zh_TW"/>
-          </w:rPr>
-          <w:rPr>
-            <w:color w:val="0000EE"/>
-            <w:u w:val="single"/>
-          </w:rPr>
-          <w:t>5:15–20</w:t>
+          <w:t>民19:17–19</w:t>
         </w:r>
       </w:hyperlink>
       <w:r>
@@ -355,7 +319,25 @@
         <w:rPr>
           <w:lang w:val="zh_TW" w:bidi="zh_TW"/>
         </w:rPr>
-        <w:t>雖然箴言這段教導最初是針對年輕男子，但每個人都可以從中反思婚姻與性的議題。箴言鼓勵眾人看重婚姻之愛的神聖與美麗，正如神——智慧的創造主所設計的那樣。</w:t>
+        <w:t>「死水」與「活水」的差異，解釋了撒馬利亞婦人聽耶穌提到「活水」時的困惑（</w:t>
+      </w:r>
+      <w:hyperlink r:id="rId17">
+        <w:r>
+          <w:rPr>
+            <w:lang w:val="zh_TW" w:bidi="zh_TW"/>
+          </w:rPr>
+          <w:rPr>
+            <w:color w:val="0000EE"/>
+            <w:u w:val="single"/>
+          </w:rPr>
+          <w:t>約4:12</w:t>
+        </w:r>
+      </w:hyperlink>
+      <w:r>
+        <w:rPr>
+          <w:lang w:val="zh_TW" w:bidi="zh_TW"/>
+        </w:rPr>
+        <w:t>）。撒馬利亞地區沒有永久流動的河流，如果雅各當年需要挖井取水，耶穌又怎麼能提供更好的水呢？</w:t>
       </w:r>
     </w:p>
     <w:p>
@@ -369,9 +351,9 @@
         <w:rPr>
           <w:lang w:val="zh_TW" w:bidi="zh_TW"/>
         </w:rPr>
-        <w:t>新約聖經同樣強調性關係的聖潔，並指出其應當在婚姻內得到正確表達。耶穌引用創世記的記載，強調婚姻的永久性。祂在引用</w:t>
+        <w:t>耶穌在耶路撒冷秋季的住棚節中，再次談到「活水」（</w:t>
       </w:r>
-      <w:hyperlink r:id="rId19">
+      <w:hyperlink r:id="rId18">
         <w:r>
           <w:rPr>
             <w:lang w:val="zh_TW" w:bidi="zh_TW"/>
@@ -380,68 +362,14 @@
             <w:color w:val="0000EE"/>
             <w:u w:val="single"/>
           </w:rPr>
-          <w:t>創世記二章24節</w:t>
+          <w:t>約7:37–39</w:t>
         </w:r>
       </w:hyperlink>
       <w:r>
         <w:rPr>
           <w:lang w:val="zh_TW" w:bidi="zh_TW"/>
         </w:rPr>
-        <w:t>後說：「既然如此，夫妻不再是兩個人，乃是一體的了。所以，神配合的，人不可分開。」（</w:t>
-      </w:r>
-      <w:hyperlink r:id="rId20">
-        <w:r>
-          <w:rPr>
-            <w:lang w:val="zh_TW" w:bidi="zh_TW"/>
-          </w:rPr>
-          <w:rPr>
-            <w:color w:val="0000EE"/>
-            <w:u w:val="single"/>
-          </w:rPr>
-          <w:t>太19:3–6</w:t>
-        </w:r>
-      </w:hyperlink>
-      <w:r>
-        <w:rPr>
-          <w:lang w:val="zh_TW" w:bidi="zh_TW"/>
-        </w:rPr>
-        <w:t>）。使徒保羅也談到，在婚姻中保持親密關係的重要性，避免撒但藉機試探（</w:t>
-      </w:r>
-      <w:hyperlink r:id="rId21">
-        <w:r>
-          <w:rPr>
-            <w:lang w:val="zh_TW" w:bidi="zh_TW"/>
-          </w:rPr>
-          <w:rPr>
-            <w:color w:val="0000EE"/>
-            <w:u w:val="single"/>
-          </w:rPr>
-          <w:t>林前7:3–5</w:t>
-        </w:r>
-      </w:hyperlink>
-      <w:r>
-        <w:rPr>
-          <w:lang w:val="zh_TW" w:bidi="zh_TW"/>
-        </w:rPr>
-        <w:t>）。神期望婚姻中的男女彼此忠誠，遠離任何會破壞這段神聖關係的性行為（見</w:t>
-      </w:r>
-      <w:hyperlink r:id="rId22">
-        <w:r>
-          <w:rPr>
-            <w:lang w:val="zh_TW" w:bidi="zh_TW"/>
-          </w:rPr>
-          <w:rPr>
-            <w:color w:val="0000EE"/>
-            <w:u w:val="single"/>
-          </w:rPr>
-          <w:t>來13:4</w:t>
-        </w:r>
-      </w:hyperlink>
-      <w:r>
-        <w:rPr>
-          <w:lang w:val="zh_TW" w:bidi="zh_TW"/>
-        </w:rPr>
-        <w:t>）。</w:t>
+        <w:t>）。這個節期在乾旱季節舉行，特別強調水的重要性。在這樣的背景下，耶穌挺身而出，大膽宣告：凡渴的人都應當到祂那裡來喝水。耶穌自己就是活水的源頭，祂直接從神而來，並藉著聖靈帶來屬天的更新。</w:t>
       </w:r>
     </w:p>
     <w:p>
@@ -466,7 +394,7 @@
           <w:lang w:val="zh_TW" w:bidi="zh_TW"/>
         </w:rPr>
       </w:r>
-      <w:hyperlink r:id="rId23">
+      <w:hyperlink r:id="rId13">
         <w:r>
           <w:rPr>
             <w:lang w:val="zh_TW" w:bidi="zh_TW"/>
@@ -475,7 +403,19 @@
             <w:color w:val="0000EE"/>
             <w:u w:val="single"/>
           </w:rPr>
-          <w:t>創2:18–25；</w:t>
+          <w:t>利14:5–6、</w:t>
+        </w:r>
+      </w:hyperlink>
+      <w:hyperlink r:id="rId14">
+        <w:r>
+          <w:rPr>
+            <w:lang w:val="zh_TW" w:bidi="zh_TW"/>
+          </w:rPr>
+          <w:rPr>
+            <w:color w:val="0000EE"/>
+            <w:u w:val="single"/>
+          </w:rPr>
+          <w:t>50–51，</w:t>
         </w:r>
       </w:hyperlink>
       <w:hyperlink r:id="rId15">
@@ -487,16 +427,16 @@
             <w:color w:val="0000EE"/>
             <w:u w:val="single"/>
           </w:rPr>
-          <w:t>箴2:16–22</w:t>
+          <w:t>15:13</w:t>
         </w:r>
       </w:hyperlink>
       <w:r>
         <w:rPr>
           <w:lang w:val="zh_TW" w:bidi="zh_TW"/>
         </w:rPr>
-        <w:t>，</w:t>
+        <w:t>；</w:t>
       </w:r>
-      <w:hyperlink r:id="rId18">
+      <w:hyperlink r:id="rId16">
         <w:r>
           <w:rPr>
             <w:lang w:val="zh_TW" w:bidi="zh_TW"/>
@@ -505,14 +445,92 @@
             <w:color w:val="0000EE"/>
             <w:u w:val="single"/>
           </w:rPr>
-          <w:t>5:15–20</w:t>
+          <w:t>民19:17–19</w:t>
         </w:r>
       </w:hyperlink>
       <w:r>
         <w:rPr>
           <w:lang w:val="zh_TW" w:bidi="zh_TW"/>
         </w:rPr>
-        <w:t>，</w:t>
+        <w:t>；</w:t>
+      </w:r>
+      <w:hyperlink r:id="rId19">
+        <w:r>
+          <w:rPr>
+            <w:lang w:val="zh_TW" w:bidi="zh_TW"/>
+          </w:rPr>
+          <w:rPr>
+            <w:color w:val="0000EE"/>
+            <w:u w:val="single"/>
+          </w:rPr>
+          <w:t>歌4:15</w:t>
+        </w:r>
+      </w:hyperlink>
+      <w:r>
+        <w:rPr>
+          <w:lang w:val="zh_TW" w:bidi="zh_TW"/>
+        </w:rPr>
+        <w:t>；</w:t>
+      </w:r>
+      <w:hyperlink r:id="rId20">
+        <w:r>
+          <w:rPr>
+            <w:lang w:val="zh_TW" w:bidi="zh_TW"/>
+          </w:rPr>
+          <w:rPr>
+            <w:color w:val="0000EE"/>
+            <w:u w:val="single"/>
+          </w:rPr>
+          <w:t>耶2:13，</w:t>
+        </w:r>
+      </w:hyperlink>
+      <w:hyperlink r:id="rId21">
+        <w:r>
+          <w:rPr>
+            <w:lang w:val="zh_TW" w:bidi="zh_TW"/>
+          </w:rPr>
+          <w:rPr>
+            <w:color w:val="0000EE"/>
+            <w:u w:val="single"/>
+          </w:rPr>
+          <w:t>17:13</w:t>
+        </w:r>
+      </w:hyperlink>
+      <w:r>
+        <w:rPr>
+          <w:lang w:val="zh_TW" w:bidi="zh_TW"/>
+        </w:rPr>
+        <w:t>；</w:t>
+      </w:r>
+      <w:hyperlink r:id="rId22">
+        <w:r>
+          <w:rPr>
+            <w:lang w:val="zh_TW" w:bidi="zh_TW"/>
+          </w:rPr>
+          <w:rPr>
+            <w:color w:val="0000EE"/>
+            <w:u w:val="single"/>
+          </w:rPr>
+          <w:t>約4:10–14，</w:t>
+        </w:r>
+      </w:hyperlink>
+      <w:hyperlink r:id="rId23">
+        <w:r>
+          <w:rPr>
+            <w:lang w:val="zh_TW" w:bidi="zh_TW"/>
+          </w:rPr>
+          <w:rPr>
+            <w:color w:val="0000EE"/>
+            <w:u w:val="single"/>
+          </w:rPr>
+          <w:t>7:38–39</w:t>
+        </w:r>
+      </w:hyperlink>
+      <w:r>
+        <w:rPr>
+          <w:lang w:val="zh_TW" w:bidi="zh_TW"/>
+        </w:rPr>
+        <w:t>；</w:t>
       </w:r>
       <w:hyperlink r:id="rId24">
         <w:r>
@@ -523,115 +541,7 @@
             <w:color w:val="0000EE"/>
             <w:u w:val="single"/>
           </w:rPr>
-          <w:t>6:20–35</w:t>
-        </w:r>
-      </w:hyperlink>
-      <w:r>
-        <w:rPr>
-          <w:lang w:val="zh_TW" w:bidi="zh_TW"/>
-        </w:rPr>
-        <w:t>，</w:t>
-      </w:r>
-      <w:hyperlink r:id="rId25">
-        <w:r>
-          <w:rPr>
-            <w:lang w:val="zh_TW" w:bidi="zh_TW"/>
-          </w:rPr>
-          <w:rPr>
-            <w:color w:val="0000EE"/>
-            <w:u w:val="single"/>
-          </w:rPr>
-          <w:t>7:1–27；</w:t>
-        </w:r>
-      </w:hyperlink>
-      <w:hyperlink r:id="rId26">
-        <w:r>
-          <w:rPr>
-            <w:lang w:val="zh_TW" w:bidi="zh_TW"/>
-          </w:rPr>
-          <w:rPr>
-            <w:color w:val="0000EE"/>
-            <w:u w:val="single"/>
-          </w:rPr>
-          <w:t>耶5:7–11；</w:t>
-        </w:r>
-      </w:hyperlink>
-      <w:hyperlink r:id="rId27">
-        <w:r>
-          <w:rPr>
-            <w:lang w:val="zh_TW" w:bidi="zh_TW"/>
-          </w:rPr>
-          <w:rPr>
-            <w:color w:val="0000EE"/>
-            <w:u w:val="single"/>
-          </w:rPr>
-          <w:t>何2:20；</w:t>
-        </w:r>
-      </w:hyperlink>
-      <w:hyperlink r:id="rId28">
-        <w:r>
-          <w:rPr>
-            <w:lang w:val="zh_TW" w:bidi="zh_TW"/>
-          </w:rPr>
-          <w:rPr>
-            <w:color w:val="0000EE"/>
-            <w:u w:val="single"/>
-          </w:rPr>
-          <w:t>瑪2:14–16；</w:t>
-        </w:r>
-      </w:hyperlink>
-      <w:hyperlink r:id="rId29">
-        <w:r>
-          <w:rPr>
-            <w:lang w:val="zh_TW" w:bidi="zh_TW"/>
-          </w:rPr>
-          <w:rPr>
-            <w:color w:val="0000EE"/>
-            <w:u w:val="single"/>
-          </w:rPr>
-          <w:t>太19:4–6</w:t>
-        </w:r>
-      </w:hyperlink>
-      <w:r>
-        <w:rPr>
-          <w:lang w:val="zh_TW" w:bidi="zh_TW"/>
-        </w:rPr>
-        <w:t>，</w:t>
-      </w:r>
-      <w:hyperlink r:id="rId30">
-        <w:r>
-          <w:rPr>
-            <w:lang w:val="zh_TW" w:bidi="zh_TW"/>
-          </w:rPr>
-          <w:rPr>
-            <w:color w:val="0000EE"/>
-            <w:u w:val="single"/>
-          </w:rPr>
-          <w:t>22:30；</w:t>
-        </w:r>
-      </w:hyperlink>
-      <w:hyperlink r:id="rId31">
-        <w:r>
-          <w:rPr>
-            <w:lang w:val="zh_TW" w:bidi="zh_TW"/>
-          </w:rPr>
-          <w:rPr>
-            <w:color w:val="0000EE"/>
-            <w:u w:val="single"/>
-          </w:rPr>
-          <w:t>林前6:15–20；</w:t>
-        </w:r>
-      </w:hyperlink>
-      <w:hyperlink r:id="rId22">
-        <w:r>
-          <w:rPr>
-            <w:lang w:val="zh_TW" w:bidi="zh_TW"/>
-          </w:rPr>
-          <w:rPr>
-            <w:color w:val="0000EE"/>
-            <w:u w:val="single"/>
-          </w:rPr>
-          <w:t>來13:4</w:t>
+          <w:t>雅3:11–12</w:t>
         </w:r>
       </w:hyperlink>
       <w:r>

--- a/zht/docx/034.content.docx
+++ b/zht/docx/034.content.docx
@@ -19,7 +19,7 @@
         <w:rPr>
           <w:lang w:val="zh_TW" w:bidi="zh_TW"/>
         </w:rPr>
-        <w:t>Resource: Tyndale Open Study Notes</w:t>
+        <w:t>Resource: Aquifer Open Study Notes (Themes)</w:t>
       </w:r>
       <w:r>
         <w:rPr>
@@ -112,7 +112,7 @@
         <w:rPr>
           <w:lang w:val="zh_TW" w:bidi="zh_TW"/>
         </w:rPr>
-        <w:t>Tyndale Open Study Notes</w:t>
+        <w:t>Aquifer Open Study Notes (Themes)</w:t>
       </w:r>
     </w:p>
     <w:p>

--- a/zht/docx/034.content.docx
+++ b/zht/docx/034.content.docx
@@ -247,60 +247,36 @@
         </w:rPr>
         <w:t>在猶太文化中，「死水」指的是靜止或儲存的水；「活水」則指流動的水，如河流、泉水與降雨。這種水之所以珍貴，是因為它新鮮清潔。由於它直接來自神，人們用它來進行禮儀上的洗淨。（見</w:t>
       </w:r>
-      <w:hyperlink r:id="rId13">
-        <w:r>
-          <w:rPr>
-            <w:lang w:val="zh_TW" w:bidi="zh_TW"/>
-          </w:rPr>
-          <w:rPr>
-            <w:color w:val="0000EE"/>
-            <w:u w:val="single"/>
-          </w:rPr>
-          <w:t>利14:5–6、</w:t>
-        </w:r>
-      </w:hyperlink>
-      <w:hyperlink r:id="rId14">
-        <w:r>
-          <w:rPr>
-            <w:lang w:val="zh_TW" w:bidi="zh_TW"/>
-          </w:rPr>
-          <w:rPr>
-            <w:color w:val="0000EE"/>
-            <w:u w:val="single"/>
-          </w:rPr>
-          <w:t>50–51，</w:t>
-        </w:r>
-      </w:hyperlink>
-      <w:hyperlink r:id="rId15">
-        <w:r>
-          <w:rPr>
-            <w:lang w:val="zh_TW" w:bidi="zh_TW"/>
-          </w:rPr>
-          <w:rPr>
-            <w:color w:val="0000EE"/>
-            <w:u w:val="single"/>
-          </w:rPr>
-          <w:t>15:13</w:t>
-        </w:r>
-      </w:hyperlink>
+      <w:r>
+        <w:rPr>
+          <w:lang w:val="zh_TW" w:bidi="zh_TW"/>
+        </w:rPr>
+        <w:t>利14:5–6、</w:t>
+      </w:r>
+      <w:r>
+        <w:rPr>
+          <w:lang w:val="zh_TW" w:bidi="zh_TW"/>
+        </w:rPr>
+        <w:t>50–51，</w:t>
+      </w:r>
+      <w:r>
+        <w:rPr>
+          <w:lang w:val="zh_TW" w:bidi="zh_TW"/>
+        </w:rPr>
+        <w:t>15:13</w:t>
+      </w:r>
       <w:r>
         <w:rPr>
           <w:lang w:val="zh_TW" w:bidi="zh_TW"/>
         </w:rPr>
         <w:t>；</w:t>
       </w:r>
-      <w:hyperlink r:id="rId16">
-        <w:r>
-          <w:rPr>
-            <w:lang w:val="zh_TW" w:bidi="zh_TW"/>
-          </w:rPr>
-          <w:rPr>
-            <w:color w:val="0000EE"/>
-            <w:u w:val="single"/>
-          </w:rPr>
-          <w:t>民19:17–19</w:t>
-        </w:r>
-      </w:hyperlink>
+      <w:r>
+        <w:rPr>
+          <w:lang w:val="zh_TW" w:bidi="zh_TW"/>
+        </w:rPr>
+        <w:t>民19:17–19</w:t>
+      </w:r>
       <w:r>
         <w:rPr>
           <w:lang w:val="zh_TW" w:bidi="zh_TW"/>
@@ -321,18 +297,12 @@
         </w:rPr>
         <w:t>「死水」與「活水」的差異，解釋了撒馬利亞婦人聽耶穌提到「活水」時的困惑（</w:t>
       </w:r>
-      <w:hyperlink r:id="rId17">
-        <w:r>
-          <w:rPr>
-            <w:lang w:val="zh_TW" w:bidi="zh_TW"/>
-          </w:rPr>
-          <w:rPr>
-            <w:color w:val="0000EE"/>
-            <w:u w:val="single"/>
-          </w:rPr>
-          <w:t>約4:12</w:t>
-        </w:r>
-      </w:hyperlink>
+      <w:r>
+        <w:rPr>
+          <w:lang w:val="zh_TW" w:bidi="zh_TW"/>
+        </w:rPr>
+        <w:t>約4:12</w:t>
+      </w:r>
       <w:r>
         <w:rPr>
           <w:lang w:val="zh_TW" w:bidi="zh_TW"/>
@@ -353,18 +323,12 @@
         </w:rPr>
         <w:t>耶穌在耶路撒冷秋季的住棚節中，再次談到「活水」（</w:t>
       </w:r>
-      <w:hyperlink r:id="rId18">
-        <w:r>
-          <w:rPr>
-            <w:lang w:val="zh_TW" w:bidi="zh_TW"/>
-          </w:rPr>
-          <w:rPr>
-            <w:color w:val="0000EE"/>
-            <w:u w:val="single"/>
-          </w:rPr>
-          <w:t>約7:37–39</w:t>
-        </w:r>
-      </w:hyperlink>
+      <w:r>
+        <w:rPr>
+          <w:lang w:val="zh_TW" w:bidi="zh_TW"/>
+        </w:rPr>
+        <w:t>約7:37–39</w:t>
+      </w:r>
       <w:r>
         <w:rPr>
           <w:lang w:val="zh_TW" w:bidi="zh_TW"/>
@@ -394,156 +358,96 @@
           <w:lang w:val="zh_TW" w:bidi="zh_TW"/>
         </w:rPr>
       </w:r>
-      <w:hyperlink r:id="rId13">
-        <w:r>
-          <w:rPr>
-            <w:lang w:val="zh_TW" w:bidi="zh_TW"/>
-          </w:rPr>
-          <w:rPr>
-            <w:color w:val="0000EE"/>
-            <w:u w:val="single"/>
-          </w:rPr>
-          <w:t>利14:5–6、</w:t>
-        </w:r>
-      </w:hyperlink>
-      <w:hyperlink r:id="rId14">
-        <w:r>
-          <w:rPr>
-            <w:lang w:val="zh_TW" w:bidi="zh_TW"/>
-          </w:rPr>
-          <w:rPr>
-            <w:color w:val="0000EE"/>
-            <w:u w:val="single"/>
-          </w:rPr>
-          <w:t>50–51，</w:t>
-        </w:r>
-      </w:hyperlink>
-      <w:hyperlink r:id="rId15">
-        <w:r>
-          <w:rPr>
-            <w:lang w:val="zh_TW" w:bidi="zh_TW"/>
-          </w:rPr>
-          <w:rPr>
-            <w:color w:val="0000EE"/>
-            <w:u w:val="single"/>
-          </w:rPr>
-          <w:t>15:13</w:t>
-        </w:r>
-      </w:hyperlink>
+      <w:r>
+        <w:rPr>
+          <w:lang w:val="zh_TW" w:bidi="zh_TW"/>
+        </w:rPr>
+        <w:t>利14:5–6、</w:t>
+      </w:r>
+      <w:r>
+        <w:rPr>
+          <w:lang w:val="zh_TW" w:bidi="zh_TW"/>
+        </w:rPr>
+        <w:t>50–51，</w:t>
+      </w:r>
+      <w:r>
+        <w:rPr>
+          <w:lang w:val="zh_TW" w:bidi="zh_TW"/>
+        </w:rPr>
+        <w:t>15:13</w:t>
+      </w:r>
       <w:r>
         <w:rPr>
           <w:lang w:val="zh_TW" w:bidi="zh_TW"/>
         </w:rPr>
         <w:t>；</w:t>
       </w:r>
-      <w:hyperlink r:id="rId16">
-        <w:r>
-          <w:rPr>
-            <w:lang w:val="zh_TW" w:bidi="zh_TW"/>
-          </w:rPr>
-          <w:rPr>
-            <w:color w:val="0000EE"/>
-            <w:u w:val="single"/>
-          </w:rPr>
-          <w:t>民19:17–19</w:t>
-        </w:r>
-      </w:hyperlink>
+      <w:r>
+        <w:rPr>
+          <w:lang w:val="zh_TW" w:bidi="zh_TW"/>
+        </w:rPr>
+        <w:t>民19:17–19</w:t>
+      </w:r>
       <w:r>
         <w:rPr>
           <w:lang w:val="zh_TW" w:bidi="zh_TW"/>
         </w:rPr>
         <w:t>；</w:t>
       </w:r>
-      <w:hyperlink r:id="rId19">
-        <w:r>
-          <w:rPr>
-            <w:lang w:val="zh_TW" w:bidi="zh_TW"/>
-          </w:rPr>
-          <w:rPr>
-            <w:color w:val="0000EE"/>
-            <w:u w:val="single"/>
-          </w:rPr>
-          <w:t>歌4:15</w:t>
-        </w:r>
-      </w:hyperlink>
+      <w:r>
+        <w:rPr>
+          <w:lang w:val="zh_TW" w:bidi="zh_TW"/>
+        </w:rPr>
+        <w:t>歌4:15</w:t>
+      </w:r>
       <w:r>
         <w:rPr>
           <w:lang w:val="zh_TW" w:bidi="zh_TW"/>
         </w:rPr>
         <w:t>；</w:t>
       </w:r>
-      <w:hyperlink r:id="rId20">
-        <w:r>
-          <w:rPr>
-            <w:lang w:val="zh_TW" w:bidi="zh_TW"/>
-          </w:rPr>
-          <w:rPr>
-            <w:color w:val="0000EE"/>
-            <w:u w:val="single"/>
-          </w:rPr>
-          <w:t>耶2:13，</w:t>
-        </w:r>
-      </w:hyperlink>
-      <w:hyperlink r:id="rId21">
-        <w:r>
-          <w:rPr>
-            <w:lang w:val="zh_TW" w:bidi="zh_TW"/>
-          </w:rPr>
-          <w:rPr>
-            <w:color w:val="0000EE"/>
-            <w:u w:val="single"/>
-          </w:rPr>
-          <w:t>17:13</w:t>
-        </w:r>
-      </w:hyperlink>
+      <w:r>
+        <w:rPr>
+          <w:lang w:val="zh_TW" w:bidi="zh_TW"/>
+        </w:rPr>
+        <w:t>耶2:13，</w:t>
+      </w:r>
+      <w:r>
+        <w:rPr>
+          <w:lang w:val="zh_TW" w:bidi="zh_TW"/>
+        </w:rPr>
+        <w:t>17:13</w:t>
+      </w:r>
       <w:r>
         <w:rPr>
           <w:lang w:val="zh_TW" w:bidi="zh_TW"/>
         </w:rPr>
         <w:t>；</w:t>
       </w:r>
-      <w:hyperlink r:id="rId22">
-        <w:r>
-          <w:rPr>
-            <w:lang w:val="zh_TW" w:bidi="zh_TW"/>
-          </w:rPr>
-          <w:rPr>
-            <w:color w:val="0000EE"/>
-            <w:u w:val="single"/>
-          </w:rPr>
-          <w:t>約4:10–14，</w:t>
-        </w:r>
-      </w:hyperlink>
-      <w:hyperlink r:id="rId23">
-        <w:r>
-          <w:rPr>
-            <w:lang w:val="zh_TW" w:bidi="zh_TW"/>
-          </w:rPr>
-          <w:rPr>
-            <w:color w:val="0000EE"/>
-            <w:u w:val="single"/>
-          </w:rPr>
-          <w:t>7:38–39</w:t>
-        </w:r>
-      </w:hyperlink>
+      <w:r>
+        <w:rPr>
+          <w:lang w:val="zh_TW" w:bidi="zh_TW"/>
+        </w:rPr>
+        <w:t>約4:10–14，</w:t>
+      </w:r>
+      <w:r>
+        <w:rPr>
+          <w:lang w:val="zh_TW" w:bidi="zh_TW"/>
+        </w:rPr>
+        <w:t>7:38–39</w:t>
+      </w:r>
       <w:r>
         <w:rPr>
           <w:lang w:val="zh_TW" w:bidi="zh_TW"/>
         </w:rPr>
         <w:t>；</w:t>
       </w:r>
-      <w:hyperlink r:id="rId24">
-        <w:r>
-          <w:rPr>
-            <w:lang w:val="zh_TW" w:bidi="zh_TW"/>
-          </w:rPr>
-          <w:rPr>
-            <w:color w:val="0000EE"/>
-            <w:u w:val="single"/>
-          </w:rPr>
-          <w:t>雅3:11–12</w:t>
-        </w:r>
-      </w:hyperlink>
+      <w:r>
+        <w:rPr>
+          <w:lang w:val="zh_TW" w:bidi="zh_TW"/>
+        </w:rPr>
+        <w:t>雅3:11–12</w:t>
+      </w:r>
       <w:r>
         <w:rPr>
           <w:lang w:val="zh_TW" w:bidi="zh_TW"/>
